--- a/public/docs/Recall_vs_Live_Decision_Guide_V45.docx
+++ b/public/docs/Recall_vs_Live_Decision_Guide_V45.docx
@@ -873,7 +873,7 @@
                 <w:sz w:val="19"/>
                 <w:szCs w:val="19"/>
               </w:rPr>
-              <w:t xml:space="preserve">2026-04-30 16:46:38 UTC</w:t>
+              <w:t xml:space="preserve">2026-04-30 19:18:09 UTC</w:t>
             </w:r>
           </w:p>
         </w:tc>
@@ -2031,7 +2031,7 @@
                 <w:sz w:val="19"/>
                 <w:szCs w:val="19"/>
               </w:rPr>
-              <w:t xml:space="preserve">40 (configurable per call)</w:t>
+              <w:t xml:space="preserve">200 (V4.5 update; was 40 pre-fix; configurable per call)</w:t>
             </w:r>
           </w:p>
         </w:tc>
@@ -3419,7 +3419,7 @@
           <w:sz w:val="21"/>
           <w:szCs w:val="21"/>
         </w:rPr>
-        <w:t xml:space="preserve">The substrate is the focused JSON bundle the LLM sees. Steps 4–6 of the pipeline progressively narrow the gathered AIO set down to the maxAios cap (default 40). On a 500-row corpus this is a 12× reduction; on a 10,000-row corpus it is a 250× reduction. The cap exists for two reasons:</w:t>
+        <w:t xml:space="preserve">The substrate is the focused JSON bundle the LLM sees. Steps 4–6 of the pipeline progressively narrow the gathered AIO set down to the maxAios cap (default 200 in V4.5; was 40 prior to the late-V4.5 fix). On a 500-row corpus the new cap is a 2.5× reduction; on a 10,000-row corpus it is a 50× reduction. The cap exists for two reasons:</w:t>
       </w:r>
     </w:p>
     <w:p>
@@ -3468,7 +3468,7 @@
           <w:sz w:val="21"/>
           <w:szCs w:val="21"/>
         </w:rPr>
-        <w:t xml:space="preserve">The trade-off is that Recall can quietly miss rows that would have answered the question. For a sum-all-Brake-Pads-rows query, if 47 invoice lines mention "Brake Pads" but the substrate cap is 40, seven rows never reach the LLM and the total understates.</w:t>
+        <w:t xml:space="preserve">The trade-off is that Recall can quietly miss rows that would have answered the question. With the late-V4.5 cap raise from 40 → 200, this failure mode is substantially mitigated for typical corpora; on a 600-AIO demo corpus, almost no aggregation query will exceed the cap. On larger corpora (5,000+ AIOs) Recall can still under-count if the matching set is large; in that case Live remains the safer default for unbounded aggregations.</w:t>
       </w:r>
     </w:p>
     <w:p>
@@ -4838,7 +4838,7 @@
           <w:sz w:val="26"/>
           <w:szCs w:val="26"/>
         </w:rPr>
-        <w:t xml:space="preserve">5.1  Aggregation-cap mismatch (most common)</w:t>
+        <w:t xml:space="preserve">5.1  Aggregation-cap mismatch (most common, mitigated in V4.5)</w:t>
       </w:r>
     </w:p>
     <w:p>
@@ -4857,7 +4857,7 @@
           <w:sz w:val="21"/>
           <w:szCs w:val="21"/>
         </w:rPr>
-        <w:t xml:space="preserve">Recall caps the substrate at 40 AIOs by default. Live's adaptive cap floors at 100 and ceilings at 300. On a query that requires summing/counting/averaging across N rows where N &gt; 40, Recall sees a strict subset of what Live sees, and the totals diverge mechanically.</w:t>
+        <w:t xml:space="preserve">Pre-V4.5 (and during early V4.5) Recall capped the substrate at 40 AIOs by default while Live's adaptive cap floored at 100 and ceilinged at 300. On any query whose matching set exceeded 40 rows, Recall would mechanically miss rows that Live saw, and totals would diverge.</w:t>
       </w:r>
     </w:p>
     <w:p>
@@ -4876,7 +4876,26 @@
           <w:sz w:val="21"/>
           <w:szCs w:val="21"/>
         </w:rPr>
-        <w:t xml:space="preserve">Worked example — "Total sales for Brake Pads" against the demo corpus:</w:t>
+        <w:t xml:space="preserve">V4.5 raised Recall's default to 200, closing this gap for typical corpora (the demo corpus is ≈ 600 AIOs). Aggregation queries on the demo dataset now produce identical totals between modes. The mechanism still exists on larger corpora — if your matching set exceeds 200 rows, Recall will undercount unless the operator increases maxAios at the call site.</w:t>
+      </w:r>
+    </w:p>
+    <w:p>
+      <w:pPr>
+        <w:spacing w:after="60" w:before="60" w:line="280"/>
+        <w:jc w:val="left"/>
+      </w:pPr>
+      <w:r>
+        <w:rPr>
+          <w:rFonts w:ascii="Calibri" w:cs="Calibri" w:eastAsia="Calibri" w:hAnsi="Calibri"/>
+          <w:b w:val="false"/>
+          <w:bCs w:val="false"/>
+          <w:i w:val="false"/>
+          <w:iCs w:val="false"/>
+          <w:color w:val="1A1A1A"/>
+          <w:sz w:val="21"/>
+          <w:szCs w:val="21"/>
+        </w:rPr>
+        <w:t xml:space="preserve">Worked example — "Total sales for Brake Pads" against the demo corpus, before and after the V4.5 cap raise:</w:t>
       </w:r>
     </w:p>
     <w:p>
@@ -4911,10 +4930,11 @@
         </w:tblBorders>
       </w:tblPr>
       <w:tblGrid>
-        <w:gridCol w:w="3200"/>
-        <w:gridCol w:w="1600"/>
-        <w:gridCol w:w="2280"/>
-        <w:gridCol w:w="2280"/>
+        <w:gridCol w:w="2400"/>
+        <w:gridCol w:w="1100"/>
+        <w:gridCol w:w="2100"/>
+        <w:gridCol w:w="1880"/>
+        <w:gridCol w:w="1880"/>
       </w:tblGrid>
       <w:tr>
         <w:trPr>
@@ -4922,7 +4942,7 @@
         </w:trPr>
         <w:tc>
           <w:tcPr>
-            <w:tcW w:type="dxa" w:w="3200"/>
+            <w:tcW w:type="dxa" w:w="2400"/>
             <w:tcBorders>
               <w:top w:val="single" w:color="BFBFBF" w:sz="4"/>
               <w:left w:val="single" w:color="BFBFBF" w:sz="4"/>
@@ -4956,7 +4976,7 @@
         </w:tc>
         <w:tc>
           <w:tcPr>
-            <w:tcW w:type="dxa" w:w="1600"/>
+            <w:tcW w:type="dxa" w:w="1100"/>
             <w:tcBorders>
               <w:top w:val="single" w:color="BFBFBF" w:sz="4"/>
               <w:left w:val="single" w:color="BFBFBF" w:sz="4"/>
@@ -4990,7 +5010,7 @@
         </w:tc>
         <w:tc>
           <w:tcPr>
-            <w:tcW w:type="dxa" w:w="2280"/>
+            <w:tcW w:type="dxa" w:w="2100"/>
             <w:tcBorders>
               <w:top w:val="single" w:color="BFBFBF" w:sz="4"/>
               <w:left w:val="single" w:color="BFBFBF" w:sz="4"/>
@@ -5018,13 +5038,13 @@
                 <w:sz w:val="19"/>
                 <w:szCs w:val="19"/>
               </w:rPr>
-              <w:t xml:space="preserve">In Recall substrate</w:t>
-            </w:r>
-          </w:p>
-        </w:tc>
-        <w:tc>
-          <w:tcPr>
-            <w:tcW w:type="dxa" w:w="2280"/>
+              <w:t xml:space="preserve">Recall (pre-V4.5, cap 40)</w:t>
+            </w:r>
+          </w:p>
+        </w:tc>
+        <w:tc>
+          <w:tcPr>
+            <w:tcW w:type="dxa" w:w="1880"/>
             <w:tcBorders>
               <w:top w:val="single" w:color="BFBFBF" w:sz="4"/>
               <w:left w:val="single" w:color="BFBFBF" w:sz="4"/>
@@ -5052,7 +5072,41 @@
                 <w:sz w:val="19"/>
                 <w:szCs w:val="19"/>
               </w:rPr>
-              <w:t xml:space="preserve">In Live bundle</w:t>
+              <w:t xml:space="preserve">Recall (V4.5, cap 200)</w:t>
+            </w:r>
+          </w:p>
+        </w:tc>
+        <w:tc>
+          <w:tcPr>
+            <w:tcW w:type="dxa" w:w="1880"/>
+            <w:tcBorders>
+              <w:top w:val="single" w:color="BFBFBF" w:sz="4"/>
+              <w:left w:val="single" w:color="BFBFBF" w:sz="4"/>
+              <w:bottom w:val="single" w:color="BFBFBF" w:sz="4"/>
+              <w:right w:val="single" w:color="BFBFBF" w:sz="4"/>
+            </w:tcBorders>
+            <w:shd w:fill="F2F2F2" w:val="clear"/>
+            <w:tcMar>
+              <w:top w:type="dxa" w:w="80"/>
+              <w:left w:type="dxa" w:w="120"/>
+              <w:bottom w:type="dxa" w:w="80"/>
+              <w:right w:type="dxa" w:w="120"/>
+            </w:tcMar>
+          </w:tcPr>
+          <w:p>
+            <w:pPr>
+              <w:spacing w:after="0" w:before="0" w:line="260"/>
+            </w:pPr>
+            <w:r>
+              <w:rPr>
+                <w:rFonts w:ascii="Calibri" w:cs="Calibri" w:eastAsia="Calibri" w:hAnsi="Calibri"/>
+                <w:b/>
+                <w:bCs/>
+                <w:color w:val="1A1A1A"/>
+                <w:sz w:val="19"/>
+                <w:szCs w:val="19"/>
+              </w:rPr>
+              <w:t xml:space="preserve">Live (cap 100–300)</w:t>
             </w:r>
           </w:p>
         </w:tc>
@@ -5060,7 +5114,7 @@
       <w:tr>
         <w:tc>
           <w:tcPr>
-            <w:tcW w:type="dxa" w:w="3200"/>
+            <w:tcW w:type="dxa" w:w="2400"/>
             <w:tcBorders>
               <w:top w:val="single" w:color="BFBFBF" w:sz="4"/>
               <w:left w:val="single" w:color="BFBFBF" w:sz="4"/>
@@ -5093,7 +5147,7 @@
         </w:tc>
         <w:tc>
           <w:tcPr>
-            <w:tcW w:type="dxa" w:w="1600"/>
+            <w:tcW w:type="dxa" w:w="1100"/>
             <w:tcBorders>
               <w:top w:val="single" w:color="BFBFBF" w:sz="4"/>
               <w:left w:val="single" w:color="BFBFBF" w:sz="4"/>
@@ -5126,67 +5180,100 @@
         </w:tc>
         <w:tc>
           <w:tcPr>
-            <w:tcW w:type="dxa" w:w="2280"/>
-            <w:tcBorders>
-              <w:top w:val="single" w:color="BFBFBF" w:sz="4"/>
-              <w:left w:val="single" w:color="BFBFBF" w:sz="4"/>
-              <w:bottom w:val="single" w:color="BFBFBF" w:sz="4"/>
-              <w:right w:val="single" w:color="BFBFBF" w:sz="4"/>
-            </w:tcBorders>
-            <w:tcMar>
-              <w:top w:type="dxa" w:w="80"/>
-              <w:left w:type="dxa" w:w="120"/>
-              <w:bottom w:type="dxa" w:w="80"/>
-              <w:right w:type="dxa" w:w="120"/>
-            </w:tcMar>
-          </w:tcPr>
-          <w:p>
-            <w:pPr>
-              <w:spacing w:after="0" w:before="0" w:line="260"/>
-            </w:pPr>
-            <w:r>
-              <w:rPr>
-                <w:rFonts w:ascii="Calibri" w:cs="Calibri" w:eastAsia="Calibri" w:hAnsi="Calibri"/>
-                <w:b w:val="false"/>
-                <w:bCs w:val="false"/>
-                <w:color w:val="1A1A1A"/>
-                <w:sz w:val="19"/>
-                <w:szCs w:val="19"/>
-              </w:rPr>
-              <w:t xml:space="preserve">≤ 40 (cap)</w:t>
-            </w:r>
-          </w:p>
-        </w:tc>
-        <w:tc>
-          <w:tcPr>
-            <w:tcW w:type="dxa" w:w="2280"/>
-            <w:tcBorders>
-              <w:top w:val="single" w:color="BFBFBF" w:sz="4"/>
-              <w:left w:val="single" w:color="BFBFBF" w:sz="4"/>
-              <w:bottom w:val="single" w:color="BFBFBF" w:sz="4"/>
-              <w:right w:val="single" w:color="BFBFBF" w:sz="4"/>
-            </w:tcBorders>
-            <w:tcMar>
-              <w:top w:type="dxa" w:w="80"/>
-              <w:left w:type="dxa" w:w="120"/>
-              <w:bottom w:type="dxa" w:w="80"/>
-              <w:right w:type="dxa" w:w="120"/>
-            </w:tcMar>
-          </w:tcPr>
-          <w:p>
-            <w:pPr>
-              <w:spacing w:after="0" w:before="0" w:line="260"/>
-            </w:pPr>
-            <w:r>
-              <w:rPr>
-                <w:rFonts w:ascii="Calibri" w:cs="Calibri" w:eastAsia="Calibri" w:hAnsi="Calibri"/>
-                <w:b w:val="false"/>
-                <w:bCs w:val="false"/>
-                <w:color w:val="1A1A1A"/>
-                <w:sz w:val="19"/>
-                <w:szCs w:val="19"/>
-              </w:rPr>
-              <w:t xml:space="preserve">47 (under 100 cap)</w:t>
+            <w:tcW w:type="dxa" w:w="2100"/>
+            <w:tcBorders>
+              <w:top w:val="single" w:color="BFBFBF" w:sz="4"/>
+              <w:left w:val="single" w:color="BFBFBF" w:sz="4"/>
+              <w:bottom w:val="single" w:color="BFBFBF" w:sz="4"/>
+              <w:right w:val="single" w:color="BFBFBF" w:sz="4"/>
+            </w:tcBorders>
+            <w:tcMar>
+              <w:top w:type="dxa" w:w="80"/>
+              <w:left w:type="dxa" w:w="120"/>
+              <w:bottom w:type="dxa" w:w="80"/>
+              <w:right w:type="dxa" w:w="120"/>
+            </w:tcMar>
+          </w:tcPr>
+          <w:p>
+            <w:pPr>
+              <w:spacing w:after="0" w:before="0" w:line="260"/>
+            </w:pPr>
+            <w:r>
+              <w:rPr>
+                <w:rFonts w:ascii="Calibri" w:cs="Calibri" w:eastAsia="Calibri" w:hAnsi="Calibri"/>
+                <w:b w:val="false"/>
+                <w:bCs w:val="false"/>
+                <w:color w:val="1A1A1A"/>
+                <w:sz w:val="19"/>
+                <w:szCs w:val="19"/>
+              </w:rPr>
+              <w:t xml:space="preserve">≤ 40 (truncated)</w:t>
+            </w:r>
+          </w:p>
+        </w:tc>
+        <w:tc>
+          <w:tcPr>
+            <w:tcW w:type="dxa" w:w="1880"/>
+            <w:tcBorders>
+              <w:top w:val="single" w:color="BFBFBF" w:sz="4"/>
+              <w:left w:val="single" w:color="BFBFBF" w:sz="4"/>
+              <w:bottom w:val="single" w:color="BFBFBF" w:sz="4"/>
+              <w:right w:val="single" w:color="BFBFBF" w:sz="4"/>
+            </w:tcBorders>
+            <w:tcMar>
+              <w:top w:type="dxa" w:w="80"/>
+              <w:left w:type="dxa" w:w="120"/>
+              <w:bottom w:type="dxa" w:w="80"/>
+              <w:right w:type="dxa" w:w="120"/>
+            </w:tcMar>
+          </w:tcPr>
+          <w:p>
+            <w:pPr>
+              <w:spacing w:after="0" w:before="0" w:line="260"/>
+            </w:pPr>
+            <w:r>
+              <w:rPr>
+                <w:rFonts w:ascii="Calibri" w:cs="Calibri" w:eastAsia="Calibri" w:hAnsi="Calibri"/>
+                <w:b w:val="false"/>
+                <w:bCs w:val="false"/>
+                <w:color w:val="1A1A1A"/>
+                <w:sz w:val="19"/>
+                <w:szCs w:val="19"/>
+              </w:rPr>
+              <w:t xml:space="preserve">47</w:t>
+            </w:r>
+          </w:p>
+        </w:tc>
+        <w:tc>
+          <w:tcPr>
+            <w:tcW w:type="dxa" w:w="1880"/>
+            <w:tcBorders>
+              <w:top w:val="single" w:color="BFBFBF" w:sz="4"/>
+              <w:left w:val="single" w:color="BFBFBF" w:sz="4"/>
+              <w:bottom w:val="single" w:color="BFBFBF" w:sz="4"/>
+              <w:right w:val="single" w:color="BFBFBF" w:sz="4"/>
+            </w:tcBorders>
+            <w:tcMar>
+              <w:top w:type="dxa" w:w="80"/>
+              <w:left w:type="dxa" w:w="120"/>
+              <w:bottom w:type="dxa" w:w="80"/>
+              <w:right w:type="dxa" w:w="120"/>
+            </w:tcMar>
+          </w:tcPr>
+          <w:p>
+            <w:pPr>
+              <w:spacing w:after="0" w:before="0" w:line="260"/>
+            </w:pPr>
+            <w:r>
+              <w:rPr>
+                <w:rFonts w:ascii="Calibri" w:cs="Calibri" w:eastAsia="Calibri" w:hAnsi="Calibri"/>
+                <w:b w:val="false"/>
+                <w:bCs w:val="false"/>
+                <w:color w:val="1A1A1A"/>
+                <w:sz w:val="19"/>
+                <w:szCs w:val="19"/>
+              </w:rPr>
+              <w:t xml:space="preserve">47</w:t>
             </w:r>
           </w:p>
         </w:tc>
@@ -5194,7 +5281,7 @@
       <w:tr>
         <w:tc>
           <w:tcPr>
-            <w:tcW w:type="dxa" w:w="3200"/>
+            <w:tcW w:type="dxa" w:w="2400"/>
             <w:tcBorders>
               <w:top w:val="single" w:color="BFBFBF" w:sz="4"/>
               <w:left w:val="single" w:color="BFBFBF" w:sz="4"/>
@@ -5228,7 +5315,7 @@
         </w:tc>
         <w:tc>
           <w:tcPr>
-            <w:tcW w:type="dxa" w:w="1600"/>
+            <w:tcW w:type="dxa" w:w="1100"/>
             <w:tcBorders>
               <w:top w:val="single" w:color="BFBFBF" w:sz="4"/>
               <w:left w:val="single" w:color="BFBFBF" w:sz="4"/>
@@ -5262,7 +5349,7 @@
         </w:tc>
         <w:tc>
           <w:tcPr>
-            <w:tcW w:type="dxa" w:w="2280"/>
+            <w:tcW w:type="dxa" w:w="2100"/>
             <w:tcBorders>
               <w:top w:val="single" w:color="BFBFBF" w:sz="4"/>
               <w:left w:val="single" w:color="BFBFBF" w:sz="4"/>
@@ -5296,7 +5383,41 @@
         </w:tc>
         <w:tc>
           <w:tcPr>
-            <w:tcW w:type="dxa" w:w="2280"/>
+            <w:tcW w:type="dxa" w:w="1880"/>
+            <w:tcBorders>
+              <w:top w:val="single" w:color="BFBFBF" w:sz="4"/>
+              <w:left w:val="single" w:color="BFBFBF" w:sz="4"/>
+              <w:bottom w:val="single" w:color="BFBFBF" w:sz="4"/>
+              <w:right w:val="single" w:color="BFBFBF" w:sz="4"/>
+            </w:tcBorders>
+            <w:shd w:fill="F2F2F2" w:val="clear"/>
+            <w:tcMar>
+              <w:top w:type="dxa" w:w="80"/>
+              <w:left w:type="dxa" w:w="120"/>
+              <w:bottom w:type="dxa" w:w="80"/>
+              <w:right w:type="dxa" w:w="120"/>
+            </w:tcMar>
+          </w:tcPr>
+          <w:p>
+            <w:pPr>
+              <w:spacing w:after="0" w:before="0" w:line="260"/>
+            </w:pPr>
+            <w:r>
+              <w:rPr>
+                <w:rFonts w:ascii="Calibri" w:cs="Calibri" w:eastAsia="Calibri" w:hAnsi="Calibri"/>
+                <w:b w:val="false"/>
+                <w:bCs w:val="false"/>
+                <w:color w:val="1A1A1A"/>
+                <w:sz w:val="19"/>
+                <w:szCs w:val="19"/>
+              </w:rPr>
+              <w:t xml:space="preserve">3</w:t>
+            </w:r>
+          </w:p>
+        </w:tc>
+        <w:tc>
+          <w:tcPr>
+            <w:tcW w:type="dxa" w:w="1880"/>
             <w:tcBorders>
               <w:top w:val="single" w:color="BFBFBF" w:sz="4"/>
               <w:left w:val="single" w:color="BFBFBF" w:sz="4"/>
@@ -5332,7 +5453,7 @@
       <w:tr>
         <w:tc>
           <w:tcPr>
-            <w:tcW w:type="dxa" w:w="3200"/>
+            <w:tcW w:type="dxa" w:w="2400"/>
             <w:tcBorders>
               <w:top w:val="single" w:color="BFBFBF" w:sz="4"/>
               <w:left w:val="single" w:color="BFBFBF" w:sz="4"/>
@@ -5365,7 +5486,7 @@
         </w:tc>
         <w:tc>
           <w:tcPr>
-            <w:tcW w:type="dxa" w:w="1600"/>
+            <w:tcW w:type="dxa" w:w="1100"/>
             <w:tcBorders>
               <w:top w:val="single" w:color="BFBFBF" w:sz="4"/>
               <w:left w:val="single" w:color="BFBFBF" w:sz="4"/>
@@ -5398,7 +5519,7 @@
         </w:tc>
         <w:tc>
           <w:tcPr>
-            <w:tcW w:type="dxa" w:w="2280"/>
+            <w:tcW w:type="dxa" w:w="2100"/>
             <w:tcBorders>
               <w:top w:val="single" w:color="BFBFBF" w:sz="4"/>
               <w:left w:val="single" w:color="BFBFBF" w:sz="4"/>
@@ -5431,7 +5552,40 @@
         </w:tc>
         <w:tc>
           <w:tcPr>
-            <w:tcW w:type="dxa" w:w="2280"/>
+            <w:tcW w:type="dxa" w:w="1880"/>
+            <w:tcBorders>
+              <w:top w:val="single" w:color="BFBFBF" w:sz="4"/>
+              <w:left w:val="single" w:color="BFBFBF" w:sz="4"/>
+              <w:bottom w:val="single" w:color="BFBFBF" w:sz="4"/>
+              <w:right w:val="single" w:color="BFBFBF" w:sz="4"/>
+            </w:tcBorders>
+            <w:tcMar>
+              <w:top w:type="dxa" w:w="80"/>
+              <w:left w:type="dxa" w:w="120"/>
+              <w:bottom w:type="dxa" w:w="80"/>
+              <w:right w:type="dxa" w:w="120"/>
+            </w:tcMar>
+          </w:tcPr>
+          <w:p>
+            <w:pPr>
+              <w:spacing w:after="0" w:before="0" w:line="260"/>
+            </w:pPr>
+            <w:r>
+              <w:rPr>
+                <w:rFonts w:ascii="Calibri" w:cs="Calibri" w:eastAsia="Calibri" w:hAnsi="Calibri"/>
+                <w:b w:val="false"/>
+                <w:bCs w:val="false"/>
+                <w:color w:val="1A1A1A"/>
+                <w:sz w:val="19"/>
+                <w:szCs w:val="19"/>
+              </w:rPr>
+              <w:t xml:space="preserve">2</w:t>
+            </w:r>
+          </w:p>
+        </w:tc>
+        <w:tc>
+          <w:tcPr>
+            <w:tcW w:type="dxa" w:w="1880"/>
             <w:tcBorders>
               <w:top w:val="single" w:color="BFBFBF" w:sz="4"/>
               <w:left w:val="single" w:color="BFBFBF" w:sz="4"/>
@@ -5466,7 +5620,7 @@
       <w:tr>
         <w:tc>
           <w:tcPr>
-            <w:tcW w:type="dxa" w:w="3200"/>
+            <w:tcW w:type="dxa" w:w="2400"/>
             <w:tcBorders>
               <w:top w:val="single" w:color="BFBFBF" w:sz="4"/>
               <w:left w:val="single" w:color="BFBFBF" w:sz="4"/>
@@ -5500,7 +5654,7 @@
         </w:tc>
         <w:tc>
           <w:tcPr>
-            <w:tcW w:type="dxa" w:w="1600"/>
+            <w:tcW w:type="dxa" w:w="1100"/>
             <w:tcBorders>
               <w:top w:val="single" w:color="BFBFBF" w:sz="4"/>
               <w:left w:val="single" w:color="BFBFBF" w:sz="4"/>
@@ -5534,7 +5688,7 @@
         </w:tc>
         <w:tc>
           <w:tcPr>
-            <w:tcW w:type="dxa" w:w="2280"/>
+            <w:tcW w:type="dxa" w:w="2100"/>
             <w:tcBorders>
               <w:top w:val="single" w:color="BFBFBF" w:sz="4"/>
               <w:left w:val="single" w:color="BFBFBF" w:sz="4"/>
@@ -5568,7 +5722,41 @@
         </w:tc>
         <w:tc>
           <w:tcPr>
-            <w:tcW w:type="dxa" w:w="2280"/>
+            <w:tcW w:type="dxa" w:w="1880"/>
+            <w:tcBorders>
+              <w:top w:val="single" w:color="BFBFBF" w:sz="4"/>
+              <w:left w:val="single" w:color="BFBFBF" w:sz="4"/>
+              <w:bottom w:val="single" w:color="BFBFBF" w:sz="4"/>
+              <w:right w:val="single" w:color="BFBFBF" w:sz="4"/>
+            </w:tcBorders>
+            <w:shd w:fill="F2F2F2" w:val="clear"/>
+            <w:tcMar>
+              <w:top w:type="dxa" w:w="80"/>
+              <w:left w:type="dxa" w:w="120"/>
+              <w:bottom w:type="dxa" w:w="80"/>
+              <w:right w:type="dxa" w:w="120"/>
+            </w:tcMar>
+          </w:tcPr>
+          <w:p>
+            <w:pPr>
+              <w:spacing w:after="0" w:before="0" w:line="260"/>
+            </w:pPr>
+            <w:r>
+              <w:rPr>
+                <w:rFonts w:ascii="Calibri" w:cs="Calibri" w:eastAsia="Calibri" w:hAnsi="Calibri"/>
+                <w:b w:val="false"/>
+                <w:bCs w:val="false"/>
+                <w:color w:val="1A1A1A"/>
+                <w:sz w:val="19"/>
+                <w:szCs w:val="19"/>
+              </w:rPr>
+              <w:t xml:space="preserve">52</w:t>
+            </w:r>
+          </w:p>
+        </w:tc>
+        <w:tc>
+          <w:tcPr>
+            <w:tcW w:type="dxa" w:w="1880"/>
             <w:tcBorders>
               <w:top w:val="single" w:color="BFBFBF" w:sz="4"/>
               <w:left w:val="single" w:color="BFBFBF" w:sz="4"/>
@@ -5618,7 +5806,7 @@
           <w:sz w:val="21"/>
           <w:szCs w:val="21"/>
         </w:rPr>
-        <w:t xml:space="preserve">Recall's answer reflects the arithmetic of the rows that survived the cap. Live's answer reflects the arithmetic of all matching rows. Both totals are internally consistent; Live's is the corpus-wide truth.</w:t>
+        <w:t xml:space="preserve">On the V4.5 cap, Recall and Live now reach the same arithmetic on this query. The mechanism still applies for matching sets exceeding 200 rows; in that regime Live remains the safer default.</w:t>
       </w:r>
     </w:p>
     <w:p>

--- a/public/docs/Recall_vs_Live_Decision_Guide_V45.docx
+++ b/public/docs/Recall_vs_Live_Decision_Guide_V45.docx
@@ -1914,10 +1914,10 @@
           <w:tcPr>
             <w:tcW w:type="dxa" w:w="9600"/>
             <w:tcBorders>
-              <w:top w:val="none" w:color="FFFFFF" w:sz="0"/>
+              <w:top w:val="nil" w:color="FFFFFF" w:sz="1"/>
               <w:left w:val="single" w:color="FB7185" w:sz="18"/>
-              <w:bottom w:val="none" w:color="FFFFFF" w:sz="0"/>
-              <w:right w:val="none" w:color="FFFFFF" w:sz="0"/>
+              <w:bottom w:val="nil" w:color="FFFFFF" w:sz="1"/>
+              <w:right w:val="nil" w:color="FFFFFF" w:sz="1"/>
             </w:tcBorders>
             <w:tcMar>
               <w:top w:type="dxa" w:w="80"/>
@@ -2226,10 +2226,10 @@
           <w:tcPr>
             <w:tcW w:type="dxa" w:w="9600"/>
             <w:tcBorders>
-              <w:top w:val="none" w:color="FFFFFF" w:sz="0"/>
+              <w:top w:val="nil" w:color="FFFFFF" w:sz="1"/>
               <w:left w:val="single" w:color="FB7185" w:sz="18"/>
-              <w:bottom w:val="none" w:color="FFFFFF" w:sz="0"/>
-              <w:right w:val="none" w:color="FFFFFF" w:sz="0"/>
+              <w:bottom w:val="nil" w:color="FFFFFF" w:sz="1"/>
+              <w:right w:val="nil" w:color="FFFFFF" w:sz="1"/>
             </w:tcBorders>
             <w:tcMar>
               <w:top w:type="dxa" w:w="80"/>
@@ -2357,10 +2357,10 @@
           <w:tcPr>
             <w:tcW w:type="dxa" w:w="9600"/>
             <w:tcBorders>
-              <w:top w:val="none" w:color="FFFFFF" w:sz="0"/>
+              <w:top w:val="nil" w:color="FFFFFF" w:sz="1"/>
               <w:left w:val="single" w:color="FB7185" w:sz="18"/>
-              <w:bottom w:val="none" w:color="FFFFFF" w:sz="0"/>
-              <w:right w:val="none" w:color="FFFFFF" w:sz="0"/>
+              <w:bottom w:val="nil" w:color="FFFFFF" w:sz="1"/>
+              <w:right w:val="nil" w:color="FFFFFF" w:sz="1"/>
             </w:tcBorders>
             <w:tcMar>
               <w:top w:type="dxa" w:w="80"/>
@@ -3302,10 +3302,10 @@
           <w:tcPr>
             <w:tcW w:type="dxa" w:w="9600"/>
             <w:tcBorders>
-              <w:top w:val="none" w:color="FFFFFF" w:sz="0"/>
+              <w:top w:val="nil" w:color="FFFFFF" w:sz="1"/>
               <w:left w:val="single" w:color="FB7185" w:sz="18"/>
-              <w:bottom w:val="none" w:color="FFFFFF" w:sz="0"/>
-              <w:right w:val="none" w:color="FFFFFF" w:sz="0"/>
+              <w:bottom w:val="nil" w:color="FFFFFF" w:sz="1"/>
+              <w:right w:val="nil" w:color="FFFFFF" w:sz="1"/>
             </w:tcBorders>
             <w:tcMar>
               <w:top w:type="dxa" w:w="80"/>
@@ -3373,10 +3373,10 @@
           <w:tcPr>
             <w:tcW w:type="dxa" w:w="9600"/>
             <w:tcBorders>
-              <w:top w:val="none" w:color="FFFFFF" w:sz="0"/>
+              <w:top w:val="nil" w:color="FFFFFF" w:sz="1"/>
               <w:left w:val="single" w:color="FB7185" w:sz="18"/>
-              <w:bottom w:val="none" w:color="FFFFFF" w:sz="0"/>
-              <w:right w:val="none" w:color="FFFFFF" w:sz="0"/>
+              <w:bottom w:val="nil" w:color="FFFFFF" w:sz="1"/>
+              <w:right w:val="nil" w:color="FFFFFF" w:sz="1"/>
             </w:tcBorders>
             <w:tcMar>
               <w:top w:type="dxa" w:w="80"/>
@@ -3444,10 +3444,10 @@
           <w:tcPr>
             <w:tcW w:type="dxa" w:w="9600"/>
             <w:tcBorders>
-              <w:top w:val="none" w:color="FFFFFF" w:sz="0"/>
+              <w:top w:val="nil" w:color="FFFFFF" w:sz="1"/>
               <w:left w:val="single" w:color="FB7185" w:sz="18"/>
-              <w:bottom w:val="none" w:color="FFFFFF" w:sz="0"/>
-              <w:right w:val="none" w:color="FFFFFF" w:sz="0"/>
+              <w:bottom w:val="nil" w:color="FFFFFF" w:sz="1"/>
+              <w:right w:val="nil" w:color="FFFFFF" w:sz="1"/>
             </w:tcBorders>
             <w:tcMar>
               <w:top w:type="dxa" w:w="80"/>
@@ -4686,10 +4686,10 @@
           <w:tcPr>
             <w:tcW w:type="dxa" w:w="9600"/>
             <w:tcBorders>
-              <w:top w:val="none" w:color="FFFFFF" w:sz="0"/>
+              <w:top w:val="nil" w:color="FFFFFF" w:sz="1"/>
               <w:left w:val="single" w:color="FB7185" w:sz="18"/>
-              <w:bottom w:val="none" w:color="FFFFFF" w:sz="0"/>
-              <w:right w:val="none" w:color="FFFFFF" w:sz="0"/>
+              <w:bottom w:val="nil" w:color="FFFFFF" w:sz="1"/>
+              <w:right w:val="nil" w:color="FFFFFF" w:sz="1"/>
             </w:tcBorders>
             <w:tcMar>
               <w:top w:type="dxa" w:w="80"/>
@@ -4757,10 +4757,10 @@
           <w:tcPr>
             <w:tcW w:type="dxa" w:w="9600"/>
             <w:tcBorders>
-              <w:top w:val="none" w:color="FFFFFF" w:sz="0"/>
+              <w:top w:val="nil" w:color="FFFFFF" w:sz="1"/>
               <w:left w:val="single" w:color="FB7185" w:sz="18"/>
-              <w:bottom w:val="none" w:color="FFFFFF" w:sz="0"/>
-              <w:right w:val="none" w:color="FFFFFF" w:sz="0"/>
+              <w:bottom w:val="nil" w:color="FFFFFF" w:sz="1"/>
+              <w:right w:val="nil" w:color="FFFFFF" w:sz="1"/>
             </w:tcBorders>
             <w:tcMar>
               <w:top w:type="dxa" w:w="80"/>
@@ -4828,10 +4828,10 @@
           <w:tcPr>
             <w:tcW w:type="dxa" w:w="9600"/>
             <w:tcBorders>
-              <w:top w:val="none" w:color="FFFFFF" w:sz="0"/>
+              <w:top w:val="nil" w:color="FFFFFF" w:sz="1"/>
               <w:left w:val="single" w:color="FB7185" w:sz="18"/>
-              <w:bottom w:val="none" w:color="FFFFFF" w:sz="0"/>
-              <w:right w:val="none" w:color="FFFFFF" w:sz="0"/>
+              <w:bottom w:val="nil" w:color="FFFFFF" w:sz="1"/>
+              <w:right w:val="nil" w:color="FFFFFF" w:sz="1"/>
             </w:tcBorders>
             <w:tcMar>
               <w:top w:type="dxa" w:w="80"/>
